--- a/content/CP1972/CP1972-10.docx
+++ b/content/CP1972/CP1972-10.docx
@@ -262,7 +262,7 @@
                           <pic:cNvPicPr/>
                         </pic:nvPicPr>
                         <pic:blipFill>
-                          <a:blip r:link="rId29"/>
+                          <a:blip r:embed="rId29"/>
                           <a:stretch>
                             <a:fillRect/>
                           </a:stretch>
@@ -417,7 +417,7 @@
                     <pic:cNvPicPr/>
                   </pic:nvPicPr>
                   <pic:blipFill>
-                    <a:blip r:link="rId30"/>
+                    <a:blip r:embed="rId30"/>
                     <a:stretch>
                       <a:fillRect/>
                     </a:stretch>
@@ -745,7 +745,7 @@
                           <pic:cNvPicPr/>
                         </pic:nvPicPr>
                         <pic:blipFill>
-                          <a:blip r:link="rId31"/>
+                          <a:blip r:embed="rId31"/>
                           <a:stretch>
                             <a:fillRect/>
                           </a:stretch>
@@ -964,7 +964,7 @@
                     <pic:cNvPicPr/>
                   </pic:nvPicPr>
                   <pic:blipFill>
-                    <a:blip r:link="rId32"/>
+                    <a:blip r:embed="rId32"/>
                     <a:stretch>
                       <a:fillRect/>
                     </a:stretch>

--- a/content/CP1972/CP1972-10.docx
+++ b/content/CP1972/CP1972-10.docx
@@ -262,7 +262,7 @@
                           <pic:cNvPicPr/>
                         </pic:nvPicPr>
                         <pic:blipFill>
-                          <a:blip r:embed="rId29"/>
+                          <a:blip r:link="rId29"/>
                           <a:stretch>
                             <a:fillRect/>
                           </a:stretch>
@@ -417,7 +417,7 @@
                     <pic:cNvPicPr/>
                   </pic:nvPicPr>
                   <pic:blipFill>
-                    <a:blip r:embed="rId30"/>
+                    <a:blip r:link="rId30"/>
                     <a:stretch>
                       <a:fillRect/>
                     </a:stretch>
@@ -745,7 +745,7 @@
                           <pic:cNvPicPr/>
                         </pic:nvPicPr>
                         <pic:blipFill>
-                          <a:blip r:embed="rId31"/>
+                          <a:blip r:link="rId31"/>
                           <a:stretch>
                             <a:fillRect/>
                           </a:stretch>
@@ -964,7 +964,7 @@
                     <pic:cNvPicPr/>
                   </pic:nvPicPr>
                   <pic:blipFill>
-                    <a:blip r:embed="rId32"/>
+                    <a:blip r:link="rId32"/>
                     <a:stretch>
                       <a:fillRect/>
                     </a:stretch>

--- a/content/CP1972/CP1972-10.docx
+++ b/content/CP1972/CP1972-10.docx
@@ -235,7 +235,7 @@
                 <w:noProof/>
               </w:rPr>
               <w:drawing>
-                <wp:inline distT="0" distB="0" distL="0" distR="0" wp14:anchorId="68ED99AD" wp14:editId="152D482E">
+                <wp:inline distT="0" distB="0" distL="0" distR="0" wp14:anchorId="68ED99AD" wp14:editId="6125E3DC">
                   <wp:extent cx="2023511" cy="1963138"/>
                   <wp:effectExtent l="0" t="0" r="0" b="0"/>
                   <wp:docPr id="884054827" name="bubble level.png"/>
@@ -250,7 +250,7 @@
                           <pic:cNvPicPr/>
                         </pic:nvPicPr>
                         <pic:blipFill>
-                          <a:blip r:link="rId8"/>
+                          <a:blip r:embed="rId8" r:link="rId9"/>
                           <a:stretch>
                             <a:fillRect/>
                           </a:stretch>
@@ -398,7 +398,7 @@
           <w14:ligatures w14:val="standardContextual"/>
         </w:rPr>
         <w:drawing>
-          <wp:inline distT="0" distB="0" distL="0" distR="0" wp14:anchorId="408FA367" wp14:editId="6A907C79">
+          <wp:inline distT="0" distB="0" distL="0" distR="0" wp14:anchorId="408FA367" wp14:editId="64FFE8F1">
             <wp:extent cx="1969360" cy="1774530"/>
             <wp:effectExtent l="0" t="0" r="0" b="0"/>
             <wp:docPr id="1989995641" name="cantilever.png" descr="A diagram of a diagram of a diagram&#10;&#10;AI-generated content may be incorrect."/>
@@ -413,7 +413,7 @@
                     <pic:cNvPicPr/>
                   </pic:nvPicPr>
                   <pic:blipFill>
-                    <a:blip r:link="rId9"/>
+                    <a:blip r:embed="rId10" r:link="rId11"/>
                     <a:stretch>
                       <a:fillRect/>
                     </a:stretch>
@@ -509,7 +509,7 @@
       </w:pPr>
     </w:p>
     <w:sectPr>
-      <w:footerReference w:type="default" r:id="rId10"/>
+      <w:footerReference w:type="default" r:id="rId12"/>
       <w:type w:val="continuous"/>
       <w:pgSz w:w="11906" w:h="16838"/>
       <w:pgMar w:top="907" w:right="567" w:bottom="567" w:left="567" w:header="709" w:footer="709" w:gutter="0"/>
